--- a/templates_docx/padmasai_guarantor_notice.docx
+++ b/templates_docx/padmasai_guarantor_notice.docx
@@ -2,28 +2,6 @@
 <file path=word/document.xml><?xml version="1.0" encoding="utf-8"?>
 <w:document xmlns:wpc="http://schemas.microsoft.com/office/word/2010/wordprocessingCanvas" xmlns:cx="http://schemas.microsoft.com/office/drawing/2014/chartex" xmlns:cx1="http://schemas.microsoft.com/office/drawing/2015/9/8/chartex" xmlns:cx2="http://schemas.microsoft.com/office/drawing/2015/10/21/chartex" xmlns:cx3="http://schemas.microsoft.com/office/drawing/2016/5/9/chartex" xmlns:cx4="http://schemas.microsoft.com/office/drawing/2016/5/10/chartex" xmlns:cx5="http://schemas.microsoft.com/office/drawing/2016/5/11/chartex" xmlns:cx6="http://schemas.microsoft.com/office/drawing/2016/5/12/chartex" xmlns:cx7="http://schemas.microsoft.com/office/drawing/2016/5/13/chartex" xmlns:cx8="http://schemas.microsoft.com/office/drawing/2016/5/14/chartex" xmlns:mc="http://schemas.openxmlformats.org/markup-compatibility/2006" xmlns:aink="http://schemas.microsoft.com/office/drawing/2016/ink" xmlns:am3d="http://schemas.microsoft.com/office/drawing/2017/model3d" xmlns:o="urn:schemas-microsoft-com:office:office" xmlns:oel="http://schemas.microsoft.com/office/2019/extlst" xmlns:r="http://schemas.openxmlformats.org/officeDocument/2006/relationships" xmlns:m="http://schemas.openxmlformats.org/officeDocument/2006/math" xmlns:v="urn:schemas-microsoft-com:vml" xmlns:wp14="http://schemas.microsoft.com/office/word/2010/wordprocessingDrawing" xmlns:wp="http://schemas.openxmlformats.org/drawingml/2006/wordprocessingDrawing" xmlns:w10="urn:schemas-microsoft-com:office:word" xmlns:w="http://schemas.openxmlformats.org/wordprocessingml/2006/main" xmlns:w14="http://schemas.microsoft.com/office/word/2010/wordml" xmlns:w15="http://schemas.microsoft.com/office/word/2012/wordml" xmlns:w16cex="http://schemas.microsoft.com/office/word/2018/wordml/cex" xmlns:w16cid="http://schemas.microsoft.com/office/word/2016/wordml/cid" xmlns:w16="http://schemas.microsoft.com/office/word/2018/wordml" xmlns:w16du="http://schemas.microsoft.com/office/word/2023/wordml/word16du" xmlns:w16sdtdh="http://schemas.microsoft.com/office/word/2020/wordml/sdtdatahash" xmlns:w16sdtfl="http://schemas.microsoft.com/office/word/2024/wordml/sdtformatlock" xmlns:w16se="http://schemas.microsoft.com/office/word/2015/wordml/symex" xmlns:wpg="http://schemas.microsoft.com/office/word/2010/wordprocessingGroup" xmlns:wpi="http://schemas.microsoft.com/office/word/2010/wordprocessingInk" xmlns:wne="http://schemas.microsoft.com/office/word/2006/wordml" xmlns:wps="http://schemas.microsoft.com/office/word/2010/wordprocessingShape" mc:Ignorable="w14 w15 w16se w16cid w16 w16cex w16sdtdh w16sdtfl w16du wp14">
   <w:body>
-    <w:p>
-      <w:pPr>
-        <w:spacing w:line="240" w:lineRule="auto"/>
-        <w:rPr>
-          <w:rFonts w:ascii="Verdana" w:eastAsia="Arial" w:hAnsi="Verdana" w:cs="Arial"/>
-          <w:b/>
-          <w:sz w:val="24"/>
-          <w:szCs w:val="24"/>
-        </w:rPr>
-      </w:pPr>
-    </w:p>
-    <w:p>
-      <w:pPr>
-        <w:spacing w:line="240" w:lineRule="auto"/>
-        <w:rPr>
-          <w:rFonts w:ascii="Verdana" w:eastAsia="Arial" w:hAnsi="Verdana" w:cs="Arial"/>
-          <w:b/>
-          <w:sz w:val="24"/>
-          <w:szCs w:val="24"/>
-        </w:rPr>
-      </w:pPr>
-    </w:p>
     <w:p>
       <w:pPr>
         <w:spacing w:line="240" w:lineRule="auto"/>
@@ -416,15 +394,22 @@
         <w:t>By REGD. POST WITH ACK DUE</w:t>
       </w:r>
     </w:p>
-    <w:p/>
-    <w:p>
-      <w:pPr>
-        <w:jc w:val="right"/>
-        <w:rPr>
-          <w:b/>
-          <w:bCs/>
-        </w:rPr>
-      </w:pPr>
+    <w:p>
+      <w:pPr>
+        <w:spacing w:line="240" w:lineRule="auto"/>
+        <w:jc w:val="center"/>
+        <w:rPr>
+          <w:b/>
+          <w:bCs/>
+        </w:rPr>
+      </w:pPr>
+      <w:r>
+        <w:rPr>
+          <w:b/>
+          <w:bCs/>
+        </w:rPr>
+        <w:t xml:space="preserve">                                                                                                                                             </w:t>
+      </w:r>
       <w:r>
         <w:rPr>
           <w:b/>
@@ -456,6 +441,7 @@
     </w:p>
     <w:p>
       <w:pPr>
+        <w:spacing w:line="240" w:lineRule="auto"/>
         <w:rPr>
           <w:b/>
           <w:bCs/>
@@ -475,6 +461,7 @@
     </w:p>
     <w:p>
       <w:pPr>
+        <w:spacing w:line="240" w:lineRule="auto"/>
         <w:rPr>
           <w:b/>
           <w:bCs/>
@@ -511,6 +498,7 @@
     </w:p>
     <w:p>
       <w:pPr>
+        <w:spacing w:line="240" w:lineRule="auto"/>
         <w:rPr>
           <w:b/>
           <w:bCs/>
@@ -537,9 +525,24 @@
         </w:rPr>
         <w:t>}}</w:t>
       </w:r>
-    </w:p>
-    <w:p>
-      <w:pPr>
+      <w:r>
+        <w:rPr>
+          <w:b/>
+          <w:bCs/>
+        </w:rPr>
+        <w:t>, pincode</w:t>
+      </w:r>
+      <w:r>
+        <w:rPr>
+          <w:b/>
+          <w:bCs/>
+        </w:rPr>
+        <w:t>-{{pincode}}</w:t>
+      </w:r>
+    </w:p>
+    <w:p>
+      <w:pPr>
+        <w:spacing w:line="240" w:lineRule="auto"/>
         <w:rPr>
           <w:b/>
           <w:bCs/>
@@ -569,6 +572,7 @@
     </w:p>
     <w:p>
       <w:pPr>
+        <w:spacing w:line="240" w:lineRule="auto"/>
         <w:jc w:val="center"/>
         <w:rPr>
           <w:sz w:val="24"/>
@@ -593,6 +597,9 @@
       </w:r>
     </w:p>
     <w:p>
+      <w:pPr>
+        <w:spacing w:line="240" w:lineRule="auto"/>
+      </w:pPr>
       <w:r>
         <w:t xml:space="preserve">Dear </w:t>
       </w:r>
@@ -627,6 +634,7 @@
     </w:p>
     <w:p>
       <w:pPr>
+        <w:spacing w:line="240" w:lineRule="auto"/>
         <w:jc w:val="both"/>
         <w:rPr>
           <w:b/>
@@ -634,7 +642,16 @@
         </w:rPr>
       </w:pPr>
       <w:r>
-        <w:t xml:space="preserve">Under instructions from our client, </w:t>
+        <w:t xml:space="preserve">Under </w:t>
+      </w:r>
+      <w:r>
+        <w:t xml:space="preserve">the </w:t>
+      </w:r>
+      <w:r>
+        <w:t xml:space="preserve">instructions from our client, </w:t>
+      </w:r>
+      <w:r>
+        <w:t xml:space="preserve">M/s </w:t>
       </w:r>
       <w:r>
         <w:rPr>
@@ -723,6 +740,13 @@
         <w:t>}}</w:t>
       </w:r>
       <w:r>
+        <w:rPr>
+          <w:b/>
+          <w:bCs/>
+        </w:rPr>
+        <w:t xml:space="preserve"> </w:t>
+      </w:r>
+      <w:r>
         <w:t xml:space="preserve">under Loan Account No. </w:t>
       </w:r>
       <w:r>
@@ -776,6 +800,7 @@
     </w:p>
     <w:p>
       <w:pPr>
+        <w:spacing w:line="240" w:lineRule="auto"/>
         <w:jc w:val="both"/>
         <w:rPr>
           <w:b/>
@@ -885,6 +910,7 @@
     </w:p>
     <w:p>
       <w:pPr>
+        <w:spacing w:line="240" w:lineRule="auto"/>
         <w:jc w:val="both"/>
       </w:pPr>
       <w:r>
@@ -893,6 +919,7 @@
     </w:p>
     <w:p>
       <w:pPr>
+        <w:spacing w:line="240" w:lineRule="auto"/>
         <w:jc w:val="both"/>
       </w:pPr>
       <w:r>
@@ -911,14 +938,28 @@
     </w:p>
     <w:p>
       <w:pPr>
+        <w:spacing w:line="240" w:lineRule="auto"/>
         <w:jc w:val="both"/>
       </w:pPr>
       <w:r>
-        <w:t xml:space="preserve"> Kindly note that failure to comply with this demand will compel our client to initiate appropriate legal and recovery proceedings against the Borrower, Co-applicant, and you as the Guarantor, including but not limited to enforcement of security, without any further notice and entirely at your risk, cost, and consequences.</w:t>
-      </w:r>
-    </w:p>
-    <w:p>
-      <w:pPr>
+        <w:t xml:space="preserve"> Kindly note that</w:t>
+      </w:r>
+      <w:r>
+        <w:t>,</w:t>
+      </w:r>
+      <w:r>
+        <w:t xml:space="preserve"> failure to comply with this </w:t>
+      </w:r>
+      <w:r>
+        <w:t>Notice</w:t>
+      </w:r>
+      <w:r>
+        <w:t xml:space="preserve"> will compel our client to initiate appropriate legal and recovery proceedings against the Borrower, Co-applicant, and you as the Guarantor, including but not limited to enforcement of security, without any further notice and entirely at your risk, cost, and consequences.</w:t>
+      </w:r>
+    </w:p>
+    <w:p>
+      <w:pPr>
+        <w:spacing w:line="240" w:lineRule="auto"/>
         <w:jc w:val="both"/>
       </w:pPr>
       <w:r>
@@ -927,6 +968,7 @@
     </w:p>
     <w:p>
       <w:pPr>
+        <w:spacing w:line="240" w:lineRule="auto"/>
         <w:jc w:val="both"/>
       </w:pPr>
       <w:r>
@@ -952,6 +994,7 @@
     </w:p>
     <w:p>
       <w:pPr>
+        <w:spacing w:line="240" w:lineRule="auto"/>
         <w:rPr>
           <w:sz w:val="24"/>
           <w:szCs w:val="24"/>
@@ -960,6 +1003,7 @@
     </w:p>
     <w:p>
       <w:pPr>
+        <w:spacing w:line="240" w:lineRule="auto"/>
         <w:rPr>
           <w:sz w:val="24"/>
           <w:szCs w:val="24"/>
@@ -975,6 +1019,7 @@
     </w:p>
     <w:p>
       <w:pPr>
+        <w:spacing w:line="240" w:lineRule="auto"/>
         <w:rPr>
           <w:b/>
           <w:bCs/>
@@ -994,6 +1039,7 @@
     </w:p>
     <w:p>
       <w:pPr>
+        <w:spacing w:line="240" w:lineRule="auto"/>
         <w:rPr>
           <w:b/>
           <w:bCs/>
@@ -1021,9 +1067,14 @@
       </w:r>
     </w:p>
     <w:sectPr>
-      <w:headerReference w:type="default" r:id="rId7"/>
+      <w:headerReference w:type="even" r:id="rId7"/>
+      <w:headerReference w:type="default" r:id="rId8"/>
+      <w:footerReference w:type="even" r:id="rId9"/>
+      <w:footerReference w:type="default" r:id="rId10"/>
+      <w:headerReference w:type="first" r:id="rId11"/>
+      <w:footerReference w:type="first" r:id="rId12"/>
       <w:pgSz w:w="12240" w:h="20160" w:code="5"/>
-      <w:pgMar w:top="1440" w:right="1440" w:bottom="1440" w:left="1440" w:header="850" w:footer="708" w:gutter="0"/>
+      <w:pgMar w:top="720" w:right="720" w:bottom="720" w:left="720" w:header="850" w:footer="0" w:gutter="0"/>
       <w:cols w:space="708"/>
       <w:docGrid w:linePitch="360"/>
     </w:sectPr>
@@ -1056,6 +1107,36 @@
 </w:endnotes>
 </file>
 
+<file path=word/footer1.xml><?xml version="1.0" encoding="utf-8"?>
+<w:ftr xmlns:wpc="http://schemas.microsoft.com/office/word/2010/wordprocessingCanvas" xmlns:cx="http://schemas.microsoft.com/office/drawing/2014/chartex" xmlns:cx1="http://schemas.microsoft.com/office/drawing/2015/9/8/chartex" xmlns:cx2="http://schemas.microsoft.com/office/drawing/2015/10/21/chartex" xmlns:cx3="http://schemas.microsoft.com/office/drawing/2016/5/9/chartex" xmlns:cx4="http://schemas.microsoft.com/office/drawing/2016/5/10/chartex" xmlns:cx5="http://schemas.microsoft.com/office/drawing/2016/5/11/chartex" xmlns:cx6="http://schemas.microsoft.com/office/drawing/2016/5/12/chartex" xmlns:cx7="http://schemas.microsoft.com/office/drawing/2016/5/13/chartex" xmlns:cx8="http://schemas.microsoft.com/office/drawing/2016/5/14/chartex" xmlns:mc="http://schemas.openxmlformats.org/markup-compatibility/2006" xmlns:aink="http://schemas.microsoft.com/office/drawing/2016/ink" xmlns:am3d="http://schemas.microsoft.com/office/drawing/2017/model3d" xmlns:o="urn:schemas-microsoft-com:office:office" xmlns:oel="http://schemas.microsoft.com/office/2019/extlst" xmlns:r="http://schemas.openxmlformats.org/officeDocument/2006/relationships" xmlns:m="http://schemas.openxmlformats.org/officeDocument/2006/math" xmlns:v="urn:schemas-microsoft-com:vml" xmlns:wp14="http://schemas.microsoft.com/office/word/2010/wordprocessingDrawing" xmlns:wp="http://schemas.openxmlformats.org/drawingml/2006/wordprocessingDrawing" xmlns:w10="urn:schemas-microsoft-com:office:word" xmlns:w="http://schemas.openxmlformats.org/wordprocessingml/2006/main" xmlns:w14="http://schemas.microsoft.com/office/word/2010/wordml" xmlns:w15="http://schemas.microsoft.com/office/word/2012/wordml" xmlns:w16cex="http://schemas.microsoft.com/office/word/2018/wordml/cex" xmlns:w16cid="http://schemas.microsoft.com/office/word/2016/wordml/cid" xmlns:w16="http://schemas.microsoft.com/office/word/2018/wordml" xmlns:w16du="http://schemas.microsoft.com/office/word/2023/wordml/word16du" xmlns:w16sdtdh="http://schemas.microsoft.com/office/word/2020/wordml/sdtdatahash" xmlns:w16sdtfl="http://schemas.microsoft.com/office/word/2024/wordml/sdtformatlock" xmlns:w16se="http://schemas.microsoft.com/office/word/2015/wordml/symex" xmlns:wpg="http://schemas.microsoft.com/office/word/2010/wordprocessingGroup" xmlns:wpi="http://schemas.microsoft.com/office/word/2010/wordprocessingInk" xmlns:wne="http://schemas.microsoft.com/office/word/2006/wordml" xmlns:wps="http://schemas.microsoft.com/office/word/2010/wordprocessingShape" mc:Ignorable="w14 w15 w16se w16cid w16 w16cex w16sdtdh w16sdtfl w16du wp14">
+  <w:p>
+    <w:pPr>
+      <w:pStyle w:val="Footer"/>
+    </w:pPr>
+  </w:p>
+</w:ftr>
+</file>
+
+<file path=word/footer2.xml><?xml version="1.0" encoding="utf-8"?>
+<w:ftr xmlns:wpc="http://schemas.microsoft.com/office/word/2010/wordprocessingCanvas" xmlns:cx="http://schemas.microsoft.com/office/drawing/2014/chartex" xmlns:cx1="http://schemas.microsoft.com/office/drawing/2015/9/8/chartex" xmlns:cx2="http://schemas.microsoft.com/office/drawing/2015/10/21/chartex" xmlns:cx3="http://schemas.microsoft.com/office/drawing/2016/5/9/chartex" xmlns:cx4="http://schemas.microsoft.com/office/drawing/2016/5/10/chartex" xmlns:cx5="http://schemas.microsoft.com/office/drawing/2016/5/11/chartex" xmlns:cx6="http://schemas.microsoft.com/office/drawing/2016/5/12/chartex" xmlns:cx7="http://schemas.microsoft.com/office/drawing/2016/5/13/chartex" xmlns:cx8="http://schemas.microsoft.com/office/drawing/2016/5/14/chartex" xmlns:mc="http://schemas.openxmlformats.org/markup-compatibility/2006" xmlns:aink="http://schemas.microsoft.com/office/drawing/2016/ink" xmlns:am3d="http://schemas.microsoft.com/office/drawing/2017/model3d" xmlns:o="urn:schemas-microsoft-com:office:office" xmlns:oel="http://schemas.microsoft.com/office/2019/extlst" xmlns:r="http://schemas.openxmlformats.org/officeDocument/2006/relationships" xmlns:m="http://schemas.openxmlformats.org/officeDocument/2006/math" xmlns:v="urn:schemas-microsoft-com:vml" xmlns:wp14="http://schemas.microsoft.com/office/word/2010/wordprocessingDrawing" xmlns:wp="http://schemas.openxmlformats.org/drawingml/2006/wordprocessingDrawing" xmlns:w10="urn:schemas-microsoft-com:office:word" xmlns:w="http://schemas.openxmlformats.org/wordprocessingml/2006/main" xmlns:w14="http://schemas.microsoft.com/office/word/2010/wordml" xmlns:w15="http://schemas.microsoft.com/office/word/2012/wordml" xmlns:w16cex="http://schemas.microsoft.com/office/word/2018/wordml/cex" xmlns:w16cid="http://schemas.microsoft.com/office/word/2016/wordml/cid" xmlns:w16="http://schemas.microsoft.com/office/word/2018/wordml" xmlns:w16du="http://schemas.microsoft.com/office/word/2023/wordml/word16du" xmlns:w16sdtdh="http://schemas.microsoft.com/office/word/2020/wordml/sdtdatahash" xmlns:w16sdtfl="http://schemas.microsoft.com/office/word/2024/wordml/sdtformatlock" xmlns:w16se="http://schemas.microsoft.com/office/word/2015/wordml/symex" xmlns:wpg="http://schemas.microsoft.com/office/word/2010/wordprocessingGroup" xmlns:wpi="http://schemas.microsoft.com/office/word/2010/wordprocessingInk" xmlns:wne="http://schemas.microsoft.com/office/word/2006/wordml" xmlns:wps="http://schemas.microsoft.com/office/word/2010/wordprocessingShape" mc:Ignorable="w14 w15 w16se w16cid w16 w16cex w16sdtdh w16sdtfl w16du wp14">
+  <w:p>
+    <w:pPr>
+      <w:pStyle w:val="Footer"/>
+    </w:pPr>
+  </w:p>
+</w:ftr>
+</file>
+
+<file path=word/footer3.xml><?xml version="1.0" encoding="utf-8"?>
+<w:ftr xmlns:wpc="http://schemas.microsoft.com/office/word/2010/wordprocessingCanvas" xmlns:cx="http://schemas.microsoft.com/office/drawing/2014/chartex" xmlns:cx1="http://schemas.microsoft.com/office/drawing/2015/9/8/chartex" xmlns:cx2="http://schemas.microsoft.com/office/drawing/2015/10/21/chartex" xmlns:cx3="http://schemas.microsoft.com/office/drawing/2016/5/9/chartex" xmlns:cx4="http://schemas.microsoft.com/office/drawing/2016/5/10/chartex" xmlns:cx5="http://schemas.microsoft.com/office/drawing/2016/5/11/chartex" xmlns:cx6="http://schemas.microsoft.com/office/drawing/2016/5/12/chartex" xmlns:cx7="http://schemas.microsoft.com/office/drawing/2016/5/13/chartex" xmlns:cx8="http://schemas.microsoft.com/office/drawing/2016/5/14/chartex" xmlns:mc="http://schemas.openxmlformats.org/markup-compatibility/2006" xmlns:aink="http://schemas.microsoft.com/office/drawing/2016/ink" xmlns:am3d="http://schemas.microsoft.com/office/drawing/2017/model3d" xmlns:o="urn:schemas-microsoft-com:office:office" xmlns:oel="http://schemas.microsoft.com/office/2019/extlst" xmlns:r="http://schemas.openxmlformats.org/officeDocument/2006/relationships" xmlns:m="http://schemas.openxmlformats.org/officeDocument/2006/math" xmlns:v="urn:schemas-microsoft-com:vml" xmlns:wp14="http://schemas.microsoft.com/office/word/2010/wordprocessingDrawing" xmlns:wp="http://schemas.openxmlformats.org/drawingml/2006/wordprocessingDrawing" xmlns:w10="urn:schemas-microsoft-com:office:word" xmlns:w="http://schemas.openxmlformats.org/wordprocessingml/2006/main" xmlns:w14="http://schemas.microsoft.com/office/word/2010/wordml" xmlns:w15="http://schemas.microsoft.com/office/word/2012/wordml" xmlns:w16cex="http://schemas.microsoft.com/office/word/2018/wordml/cex" xmlns:w16cid="http://schemas.microsoft.com/office/word/2016/wordml/cid" xmlns:w16="http://schemas.microsoft.com/office/word/2018/wordml" xmlns:w16du="http://schemas.microsoft.com/office/word/2023/wordml/word16du" xmlns:w16sdtdh="http://schemas.microsoft.com/office/word/2020/wordml/sdtdatahash" xmlns:w16sdtfl="http://schemas.microsoft.com/office/word/2024/wordml/sdtformatlock" xmlns:w16se="http://schemas.microsoft.com/office/word/2015/wordml/symex" xmlns:wpg="http://schemas.microsoft.com/office/word/2010/wordprocessingGroup" xmlns:wpi="http://schemas.microsoft.com/office/word/2010/wordprocessingInk" xmlns:wne="http://schemas.microsoft.com/office/word/2006/wordml" xmlns:wps="http://schemas.microsoft.com/office/word/2010/wordprocessingShape" mc:Ignorable="w14 w15 w16se w16cid w16 w16cex w16sdtdh w16sdtfl w16du wp14">
+  <w:p>
+    <w:pPr>
+      <w:pStyle w:val="Footer"/>
+    </w:pPr>
+  </w:p>
+</w:ftr>
+</file>
+
 <file path=word/footnotes.xml><?xml version="1.0" encoding="utf-8"?>
 <w:footnotes xmlns:wpc="http://schemas.microsoft.com/office/word/2010/wordprocessingCanvas" xmlns:cx="http://schemas.microsoft.com/office/drawing/2014/chartex" xmlns:cx1="http://schemas.microsoft.com/office/drawing/2015/9/8/chartex" xmlns:cx2="http://schemas.microsoft.com/office/drawing/2015/10/21/chartex" xmlns:cx3="http://schemas.microsoft.com/office/drawing/2016/5/9/chartex" xmlns:cx4="http://schemas.microsoft.com/office/drawing/2016/5/10/chartex" xmlns:cx5="http://schemas.microsoft.com/office/drawing/2016/5/11/chartex" xmlns:cx6="http://schemas.microsoft.com/office/drawing/2016/5/12/chartex" xmlns:cx7="http://schemas.microsoft.com/office/drawing/2016/5/13/chartex" xmlns:cx8="http://schemas.microsoft.com/office/drawing/2016/5/14/chartex" xmlns:mc="http://schemas.openxmlformats.org/markup-compatibility/2006" xmlns:aink="http://schemas.microsoft.com/office/drawing/2016/ink" xmlns:am3d="http://schemas.microsoft.com/office/drawing/2017/model3d" xmlns:o="urn:schemas-microsoft-com:office:office" xmlns:oel="http://schemas.microsoft.com/office/2019/extlst" xmlns:r="http://schemas.openxmlformats.org/officeDocument/2006/relationships" xmlns:m="http://schemas.openxmlformats.org/officeDocument/2006/math" xmlns:v="urn:schemas-microsoft-com:vml" xmlns:wp14="http://schemas.microsoft.com/office/word/2010/wordprocessingDrawing" xmlns:wp="http://schemas.openxmlformats.org/drawingml/2006/wordprocessingDrawing" xmlns:w10="urn:schemas-microsoft-com:office:word" xmlns:w="http://schemas.openxmlformats.org/wordprocessingml/2006/main" xmlns:w14="http://schemas.microsoft.com/office/word/2010/wordml" xmlns:w15="http://schemas.microsoft.com/office/word/2012/wordml" xmlns:w16cex="http://schemas.microsoft.com/office/word/2018/wordml/cex" xmlns:w16cid="http://schemas.microsoft.com/office/word/2016/wordml/cid" xmlns:w16="http://schemas.microsoft.com/office/word/2018/wordml" xmlns:w16du="http://schemas.microsoft.com/office/word/2023/wordml/word16du" xmlns:w16sdtdh="http://schemas.microsoft.com/office/word/2020/wordml/sdtdatahash" xmlns:w16sdtfl="http://schemas.microsoft.com/office/word/2024/wordml/sdtformatlock" xmlns:w16se="http://schemas.microsoft.com/office/word/2015/wordml/symex" xmlns:wpg="http://schemas.microsoft.com/office/word/2010/wordprocessingGroup" xmlns:wpi="http://schemas.microsoft.com/office/word/2010/wordprocessingInk" xmlns:wne="http://schemas.microsoft.com/office/word/2006/wordml" xmlns:wps="http://schemas.microsoft.com/office/word/2010/wordprocessingShape" mc:Ignorable="w14 w15 w16se w16cid w16 w16cex w16sdtdh w16sdtfl w16du wp14">
   <w:footnote w:type="separator" w:id="-1">
@@ -1087,18 +1168,28 @@
     <w:pPr>
       <w:pStyle w:val="Header"/>
     </w:pPr>
+  </w:p>
+</w:hdr>
+</file>
+
+<file path=word/header2.xml><?xml version="1.0" encoding="utf-8"?>
+<w:hdr xmlns:wpc="http://schemas.microsoft.com/office/word/2010/wordprocessingCanvas" xmlns:cx="http://schemas.microsoft.com/office/drawing/2014/chartex" xmlns:cx1="http://schemas.microsoft.com/office/drawing/2015/9/8/chartex" xmlns:cx2="http://schemas.microsoft.com/office/drawing/2015/10/21/chartex" xmlns:cx3="http://schemas.microsoft.com/office/drawing/2016/5/9/chartex" xmlns:cx4="http://schemas.microsoft.com/office/drawing/2016/5/10/chartex" xmlns:cx5="http://schemas.microsoft.com/office/drawing/2016/5/11/chartex" xmlns:cx6="http://schemas.microsoft.com/office/drawing/2016/5/12/chartex" xmlns:cx7="http://schemas.microsoft.com/office/drawing/2016/5/13/chartex" xmlns:cx8="http://schemas.microsoft.com/office/drawing/2016/5/14/chartex" xmlns:mc="http://schemas.openxmlformats.org/markup-compatibility/2006" xmlns:aink="http://schemas.microsoft.com/office/drawing/2016/ink" xmlns:am3d="http://schemas.microsoft.com/office/drawing/2017/model3d" xmlns:o="urn:schemas-microsoft-com:office:office" xmlns:oel="http://schemas.microsoft.com/office/2019/extlst" xmlns:r="http://schemas.openxmlformats.org/officeDocument/2006/relationships" xmlns:m="http://schemas.openxmlformats.org/officeDocument/2006/math" xmlns:v="urn:schemas-microsoft-com:vml" xmlns:wp14="http://schemas.microsoft.com/office/word/2010/wordprocessingDrawing" xmlns:wp="http://schemas.openxmlformats.org/drawingml/2006/wordprocessingDrawing" xmlns:w10="urn:schemas-microsoft-com:office:word" xmlns:w="http://schemas.openxmlformats.org/wordprocessingml/2006/main" xmlns:w14="http://schemas.microsoft.com/office/word/2010/wordml" xmlns:w15="http://schemas.microsoft.com/office/word/2012/wordml" xmlns:w16cex="http://schemas.microsoft.com/office/word/2018/wordml/cex" xmlns:w16cid="http://schemas.microsoft.com/office/word/2016/wordml/cid" xmlns:w16="http://schemas.microsoft.com/office/word/2018/wordml" xmlns:w16du="http://schemas.microsoft.com/office/word/2023/wordml/word16du" xmlns:w16sdtdh="http://schemas.microsoft.com/office/word/2020/wordml/sdtdatahash" xmlns:w16sdtfl="http://schemas.microsoft.com/office/word/2024/wordml/sdtformatlock" xmlns:w16se="http://schemas.microsoft.com/office/word/2015/wordml/symex" xmlns:wpg="http://schemas.microsoft.com/office/word/2010/wordprocessingGroup" xmlns:wpi="http://schemas.microsoft.com/office/word/2010/wordprocessingInk" xmlns:wne="http://schemas.microsoft.com/office/word/2006/wordml" xmlns:wps="http://schemas.microsoft.com/office/word/2010/wordprocessingShape" mc:Ignorable="w14 w15 w16se w16cid w16 w16cex w16sdtdh w16sdtfl w16du wp14">
+  <w:p>
+    <w:pPr>
+      <w:pStyle w:val="Header"/>
+    </w:pPr>
     <w:r>
       <w:rPr>
         <w:noProof/>
       </w:rPr>
       <w:drawing>
-        <wp:anchor distT="0" distB="0" distL="114300" distR="114300" simplePos="0" relativeHeight="251658240" behindDoc="1" locked="0" layoutInCell="1" allowOverlap="1" wp14:anchorId="6E30BED3" wp14:editId="0698F90E">
+        <wp:anchor distT="0" distB="0" distL="114300" distR="114300" simplePos="0" relativeHeight="251658240" behindDoc="1" locked="0" layoutInCell="1" allowOverlap="1" wp14:anchorId="6E30BED3" wp14:editId="056A4A16">
           <wp:simplePos x="0" y="0"/>
           <wp:positionH relativeFrom="margin">
-            <wp:posOffset>2355850</wp:posOffset>
+            <wp:posOffset>2384425</wp:posOffset>
           </wp:positionH>
           <wp:positionV relativeFrom="paragraph">
-            <wp:posOffset>-113030</wp:posOffset>
+            <wp:posOffset>-455930</wp:posOffset>
           </wp:positionV>
           <wp:extent cx="914400" cy="914400"/>
           <wp:effectExtent l="0" t="0" r="0" b="0"/>
@@ -1165,6 +1256,16 @@
       <w:pStyle w:val="Header"/>
     </w:pPr>
   </w:p>
+  <w:p>
+    <w:pPr>
+      <w:pStyle w:val="Header"/>
+    </w:pPr>
+  </w:p>
+</w:hdr>
+</file>
+
+<file path=word/header3.xml><?xml version="1.0" encoding="utf-8"?>
+<w:hdr xmlns:wpc="http://schemas.microsoft.com/office/word/2010/wordprocessingCanvas" xmlns:cx="http://schemas.microsoft.com/office/drawing/2014/chartex" xmlns:cx1="http://schemas.microsoft.com/office/drawing/2015/9/8/chartex" xmlns:cx2="http://schemas.microsoft.com/office/drawing/2015/10/21/chartex" xmlns:cx3="http://schemas.microsoft.com/office/drawing/2016/5/9/chartex" xmlns:cx4="http://schemas.microsoft.com/office/drawing/2016/5/10/chartex" xmlns:cx5="http://schemas.microsoft.com/office/drawing/2016/5/11/chartex" xmlns:cx6="http://schemas.microsoft.com/office/drawing/2016/5/12/chartex" xmlns:cx7="http://schemas.microsoft.com/office/drawing/2016/5/13/chartex" xmlns:cx8="http://schemas.microsoft.com/office/drawing/2016/5/14/chartex" xmlns:mc="http://schemas.openxmlformats.org/markup-compatibility/2006" xmlns:aink="http://schemas.microsoft.com/office/drawing/2016/ink" xmlns:am3d="http://schemas.microsoft.com/office/drawing/2017/model3d" xmlns:o="urn:schemas-microsoft-com:office:office" xmlns:oel="http://schemas.microsoft.com/office/2019/extlst" xmlns:r="http://schemas.openxmlformats.org/officeDocument/2006/relationships" xmlns:m="http://schemas.openxmlformats.org/officeDocument/2006/math" xmlns:v="urn:schemas-microsoft-com:vml" xmlns:wp14="http://schemas.microsoft.com/office/word/2010/wordprocessingDrawing" xmlns:wp="http://schemas.openxmlformats.org/drawingml/2006/wordprocessingDrawing" xmlns:w10="urn:schemas-microsoft-com:office:word" xmlns:w="http://schemas.openxmlformats.org/wordprocessingml/2006/main" xmlns:w14="http://schemas.microsoft.com/office/word/2010/wordml" xmlns:w15="http://schemas.microsoft.com/office/word/2012/wordml" xmlns:w16cex="http://schemas.microsoft.com/office/word/2018/wordml/cex" xmlns:w16cid="http://schemas.microsoft.com/office/word/2016/wordml/cid" xmlns:w16="http://schemas.microsoft.com/office/word/2018/wordml" xmlns:w16du="http://schemas.microsoft.com/office/word/2023/wordml/word16du" xmlns:w16sdtdh="http://schemas.microsoft.com/office/word/2020/wordml/sdtdatahash" xmlns:w16sdtfl="http://schemas.microsoft.com/office/word/2024/wordml/sdtformatlock" xmlns:w16se="http://schemas.microsoft.com/office/word/2015/wordml/symex" xmlns:wpg="http://schemas.microsoft.com/office/word/2010/wordprocessingGroup" xmlns:wpi="http://schemas.microsoft.com/office/word/2010/wordprocessingInk" xmlns:wne="http://schemas.microsoft.com/office/word/2006/wordml" xmlns:wps="http://schemas.microsoft.com/office/word/2010/wordprocessingShape" mc:Ignorable="w14 w15 w16se w16cid w16 w16cex w16sdtdh w16sdtfl w16du wp14">
   <w:p>
     <w:pPr>
       <w:pStyle w:val="Header"/>
